--- a/docs/solution_report.docx
+++ b/docs/solution_report.docx
@@ -3462,6 +3462,11 @@
         <w:t>Репозиторий проекта: https://github.com/Slavaxexe/VK-VLM-Project</w:t>
       </w:r>
     </w:p>
+    <w:p>
+      <w:r>
+        <w:t>DagsHub / DVC models: https://dagshub.com/Slavaxexe/VK-VLM-Project</w:t>
+      </w:r>
+    </w:p>
     <w:sectPr>
       <w:footerReference w:type="default" r:id="rId9"/>
       <w:pgSz w:w="12240" w:h="15840"/>
